--- a/TOC/toc front page.docx
+++ b/TOC/toc front page.docx
@@ -176,11 +176,12 @@
           <w:sz w:val="28"/>
           <w:szCs w:val="28"/>
         </w:rPr>
-        <w:t>2</w:t>
+        <w:t>3</w:t>
       </w:r>
     </w:p>
     <w:p>
       <w:pPr>
+        <w:spacing w:after="160"/>
         <w:jc w:val="center"/>
         <w:rPr>
           <w:b/>
@@ -196,26 +197,7 @@
           <w:sz w:val="28"/>
           <w:szCs w:val="28"/>
         </w:rPr>
-        <w:t xml:space="preserve">IMPLEMENTATION OF DETERMINISTIC AND </w:t>
-      </w:r>
-    </w:p>
-    <w:p>
-      <w:pPr>
-        <w:spacing w:after="160"/>
-        <w:jc w:val="center"/>
-        <w:rPr>
-          <w:b/>
-          <w:bCs/>
-        </w:rPr>
-      </w:pPr>
-      <w:r>
-        <w:rPr>
-          <w:b/>
-          <w:bCs/>
-          <w:sz w:val="28"/>
-          <w:szCs w:val="28"/>
-        </w:rPr>
-        <w:t>NON-DETERMINISTIC FINITE AUTOMATA (DFA &amp; NFA)</w:t>
+        <w:t>STRING VALIDATION USING REGULAR EXPRESSIONS</w:t>
       </w:r>
     </w:p>
     <w:tbl>
@@ -440,9 +422,6 @@
           <w:szCs w:val="28"/>
         </w:rPr>
       </w:pPr>
-      <w:r>
-        <w:br w:type="page"/>
-      </w:r>
     </w:p>
     <w:sectPr>
       <w:pgSz w:w="11906" w:h="16838"/>
